--- a/zaini_case_audit_output/outputs/word/documents/016_سند براءة ذمة من السيدة_ عاتقة مؤرخ في 25_08_1445هـ الموافق 06_03_2024م بخصوص ال.docx
+++ b/zaini_case_audit_output/outputs/word/documents/016_سند براءة ذمة من السيدة_ عاتقة مؤرخ في 25_08_1445هـ الموافق 06_03_2024م بخصوص ال.docx
@@ -51,6 +51,20 @@
           <w:i/>
         </w:rPr>
         <w:t>[مخرج آلي / Script Output - سماوي]  [مخرج آلي يحتاج مراجعة بشرية - وردي]</w:t>
+      </w:r>
+    </w:p>
+    <w:p>
+      <w:pPr>
+        <w:jc w:val="right"/>
+        <w:bidi/>
+      </w:pPr>
+      <w:r>
+        <w:rPr>
+          <w:b w:val="0"/>
+          <w:i/>
+          <w:color w:val="C00000"/>
+        </w:rPr>
+        <w:t>[نص ممسوح OCR صُحِّح ترتيبه آلياً — قد يحتوي أخطاء طفيفة]</w:t>
       </w:r>
     </w:p>
     <w:p/>
@@ -142,7 +156,7 @@
           <w:b w:val="0"/>
           <w:i w:val="0"/>
         </w:rPr>
-        <w:t>Supie التوقيع</w:t>
+        <w:t>عيقوتلا Supie</w:t>
       </w:r>
     </w:p>
     <w:p>
@@ -181,7 +195,7 @@
           <w:b w:val="0"/>
           <w:i w:val="0"/>
         </w:rPr>
-        <w:t>م الحوار : 224155046</w:t>
+        <w:t>224155046 : راوحلا م</w:t>
       </w:r>
     </w:p>
     <w:p>

--- a/zaini_case_audit_output/outputs/word/documents/016_سند براءة ذمة من السيدة_ عاتقة مؤرخ في 25_08_1445هـ الموافق 06_03_2024م بخصوص ال.docx
+++ b/zaini_case_audit_output/outputs/word/documents/016_سند براءة ذمة من السيدة_ عاتقة مؤرخ في 25_08_1445هـ الموافق 06_03_2024م بخصوص ال.docx
@@ -70,14 +70,13 @@
     <w:p/>
     <w:p>
       <w:pPr>
+        <w:pStyle w:val="Heading2"/>
         <w:jc w:val="right"/>
         <w:bidi/>
       </w:pPr>
       <w:r>
-        <w:rPr>
-          <w:b w:val="0"/>
-          <w:i w:val="0"/>
-        </w:rPr>
+        <w:t>[نص الضبط / الحكم — المتن الفعلي] ===</w:t>
+        <w:br/>
         <w:t>سند براءة ذمة مالية</w:t>
       </w:r>
     </w:p>
@@ -109,27 +108,25 @@
     </w:p>
     <w:p>
       <w:pPr>
+        <w:pStyle w:val="Heading2"/>
         <w:jc w:val="right"/>
         <w:bidi/>
       </w:pPr>
       <w:r>
-        <w:rPr>
-          <w:b w:val="0"/>
-          <w:i w:val="0"/>
-        </w:rPr>
+        <w:t>[بيانات الأطراف: المدعي / المدعى عليه / الحاضرون] ===</w:t>
+        <w:br/>
         <w:t>شاهد أول/ الاسم Saw Tr التوقيع :</w:t>
       </w:r>
     </w:p>
     <w:p>
       <w:pPr>
+        <w:pStyle w:val="Heading2"/>
         <w:jc w:val="right"/>
         <w:bidi/>
       </w:pPr>
       <w:r>
-        <w:rPr>
-          <w:b w:val="0"/>
-          <w:i w:val="0"/>
-        </w:rPr>
+        <w:t>[نص الضبط / الحكم — المتن الفعلي] ===</w:t>
+        <w:br/>
         <w:t>التاريخ</w:t>
       </w:r>
     </w:p>

--- a/zaini_case_audit_output/outputs/word/documents/016_سند براءة ذمة من السيدة_ عاتقة مؤرخ في 25_08_1445هـ الموافق 06_03_2024م بخصوص ال.docx
+++ b/zaini_case_audit_output/outputs/word/documents/016_سند براءة ذمة من السيدة_ عاتقة مؤرخ في 25_08_1445هـ الموافق 06_03_2024م بخصوص ال.docx
@@ -75,7 +75,7 @@
         <w:bidi/>
       </w:pPr>
       <w:r>
-        <w:t>[نص الضبط / الحكم — المتن الفعلي] ===</w:t>
+        <w:t>[المتن الفعلي: الوقائع / الأسباب / المنطوق] ===</w:t>
         <w:br/>
         <w:t>سند براءة ذمة مالية</w:t>
       </w:r>
@@ -125,7 +125,7 @@
         <w:bidi/>
       </w:pPr>
       <w:r>
-        <w:t>[نص الضبط / الحكم — المتن الفعلي] ===</w:t>
+        <w:t>[المتن الفعلي: الوقائع / الأسباب / المنطوق] ===</w:t>
         <w:br/>
         <w:t>التاريخ</w:t>
       </w:r>

--- a/zaini_case_audit_output/outputs/word/documents/016_سند براءة ذمة من السيدة_ عاتقة مؤرخ في 25_08_1445هـ الموافق 06_03_2024م بخصوص ال.docx
+++ b/zaini_case_audit_output/outputs/word/documents/016_سند براءة ذمة من السيدة_ عاتقة مؤرخ في 25_08_1445هـ الموافق 06_03_2024م بخصوص ال.docx
@@ -51,20 +51,6 @@
           <w:i/>
         </w:rPr>
         <w:t>[مخرج آلي / Script Output - سماوي]  [مخرج آلي يحتاج مراجعة بشرية - وردي]</w:t>
-      </w:r>
-    </w:p>
-    <w:p>
-      <w:pPr>
-        <w:jc w:val="right"/>
-        <w:bidi/>
-      </w:pPr>
-      <w:r>
-        <w:rPr>
-          <w:b w:val="0"/>
-          <w:i/>
-          <w:color w:val="C00000"/>
-        </w:rPr>
-        <w:t>[نص ممسوح OCR صُحِّح ترتيبه آلياً — قد يحتوي أخطاء طفيفة]</w:t>
       </w:r>
     </w:p>
     <w:p/>
@@ -153,7 +139,7 @@
           <w:b w:val="0"/>
           <w:i w:val="0"/>
         </w:rPr>
-        <w:t>عيقوتلا Supie</w:t>
+        <w:t>Supie التوقيع</w:t>
       </w:r>
     </w:p>
     <w:p>
@@ -192,7 +178,7 @@
           <w:b w:val="0"/>
           <w:i w:val="0"/>
         </w:rPr>
-        <w:t>224155046 : راوحلا م</w:t>
+        <w:t>م الحوار : 224155046</w:t>
       </w:r>
     </w:p>
     <w:p>
